--- a/docs/习得-项目详细介绍.docx
+++ b/docs/习得-项目详细介绍.docx
@@ -1179,7 +1179,7 @@
                 <w:color w:val="18191C"/>
                 <w:sz w:val="18"/>
               </w:rPr>
-              <w:t>座位图交互、多建筑/多楼层、预约卡、A* 导航、AI 推荐理由</w:t>
+              <w:t>座位图交互、预约卡、A* 导航、AI 推荐理由</w:t>
             </w:r>
           </w:p>
         </w:tc>
@@ -1410,7 +1410,7 @@
                 <w:color w:val="18191C"/>
                 <w:sz w:val="18"/>
               </w:rPr>
-              <w:t>登录/退出、找座、预约、导航、签到、学习计时、卡住了辅导、接棒、反馈、交棒、查看学习档案</w:t>
+              <w:t>登录、找座、预约、导航、签到、学习计时、卡住了辅导、接棒、反馈、交棒、查看学习档案</w:t>
             </w:r>
           </w:p>
         </w:tc>
@@ -1558,7 +1558,7 @@
           <w:color w:val="18191C"/>
           <w:sz w:val="21"/>
         </w:rPr>
-        <w:t>演示账号（密码均 123456）：student / reviewer / admin / teacher。右上角有「退出」按钮，调用 /api/auth/logout 后回到登录页。</w:t>
+        <w:t>演示账号（密码均 123456）：student / reviewer / admin / teacher。</w:t>
       </w:r>
     </w:p>
     <w:p/>
@@ -1670,7 +1670,7 @@
           <w:color w:val="61666D"/>
           <w:sz w:val="17"/>
         </w:rPr>
-        <w:t>首页建议 → 选建筑/楼层 → 找座 → 预约 → A* 导航 → 签到</w:t>
+        <w:t>首页建议 → 找座 → 预约 → A* 导航 → 签到</w:t>
       </w:r>
     </w:p>
     <w:p>
@@ -1815,7 +1815,7 @@
           <w:color w:val="18191C"/>
           <w:sz w:val="24"/>
         </w:rPr>
-        <w:t>6.1 多建筑 / 多楼层（泛化）</w:t>
+        <w:t>6.1 单层演示 + 可扩展空间模型</w:t>
       </w:r>
     </w:p>
     <w:p>
@@ -1830,7 +1830,7 @@
           <w:color w:val="18191C"/>
           <w:sz w:val="20"/>
         </w:rPr>
-        <w:t>数据模型：floors(building, floor_no, name, plan_w, plan_h) + seats(floor_id, ...) + nav_nodes/nav_edges(floor_id, ...)；</w:t>
+        <w:t>当前演示：图书馆 2F 静学自习区，48 座；</w:t>
       </w:r>
     </w:p>
     <w:p>
@@ -1845,7 +1845,7 @@
           <w:color w:val="18191C"/>
           <w:sz w:val="20"/>
         </w:rPr>
-        <w:t>演示数据：图书馆 2F 静学自习区（48 座）、图书馆 3F 研讨协作区（16 座）、教学楼 A 1F 自习室（15 座），共 79 座；</w:t>
+        <w:t>数据模型：floors(building, floor_no, name) + seats(floor_id) + nav_nodes/nav_edges(floor_id)，按楼层组织，天然支持扩展；</w:t>
       </w:r>
     </w:p>
     <w:p>
@@ -1860,22 +1860,7 @@
           <w:color w:val="18191C"/>
           <w:sz w:val="20"/>
         </w:rPr>
-        <w:t>前端：建筑下拉 + 楼层 Tab + 当前楼层标签；切换后自动加载该层座位与路网；</w:t>
-      </w:r>
-    </w:p>
-    <w:p>
-      <w:pPr>
-        <w:pStyle w:val="ListBullet"/>
-        <w:spacing w:after="40"/>
-      </w:pPr>
-      <w:r>
-        <w:rPr>
-          <w:rFonts w:ascii="微软雅黑" w:hAnsi="微软雅黑" w:eastAsia="微软雅黑"/>
-          <w:b w:val="0"/>
-          <w:color w:val="18191C"/>
-          <w:sz w:val="20"/>
-        </w:rPr>
-        <w:t>泛化方式：新增场馆只改 seed.py 的 FLOOR_SPECS，路由/座位/导航/统计自动适配；</w:t>
+        <w:t>本轮 UI 聚焦单层演示，多楼层切换为后续扩展项；</w:t>
       </w:r>
     </w:p>
     <w:p>
@@ -2038,22 +2023,7 @@
           <w:color w:val="18191C"/>
           <w:sz w:val="20"/>
         </w:rPr>
-        <w:t>导航页显示建筑/楼层/座位，支持从入口到任意座位；</w:t>
-      </w:r>
-    </w:p>
-    <w:p>
-      <w:pPr>
-        <w:pStyle w:val="ListBullet"/>
-        <w:spacing w:after="40"/>
-      </w:pPr>
-      <w:r>
-        <w:rPr>
-          <w:rFonts w:ascii="微软雅黑" w:hAnsi="微软雅黑" w:eastAsia="微软雅黑"/>
-          <w:b w:val="0"/>
-          <w:color w:val="18191C"/>
-          <w:sz w:val="20"/>
-        </w:rPr>
-        <w:t>换楼层回到空间页重新选择。</w:t>
+        <w:t>导航页显示座位/区域，支持从入口到任意座位。</w:t>
       </w:r>
     </w:p>
     <w:p>
@@ -4248,7 +4218,7 @@
           <w:color w:val="18191C"/>
           <w:sz w:val="20"/>
         </w:rPr>
-        <w:t>建筑/楼层/座位/路网均为数据驱动；</w:t>
+        <w:t>座位/路网按 floor_id 组织，数据模型天然支持扩展；</w:t>
       </w:r>
     </w:p>
     <w:p>
@@ -4263,7 +4233,7 @@
           <w:color w:val="18191C"/>
           <w:sz w:val="20"/>
         </w:rPr>
-        <w:t>新增建筑只改 FLOOR_SPECS，不用改 API/页面；</w:t>
+        <w:t>当前演示聚焦 2F 单层，新增楼层时扩展 seed 数据即可；</w:t>
       </w:r>
     </w:p>
     <w:p>
@@ -4278,22 +4248,7 @@
           <w:color w:val="18191C"/>
           <w:sz w:val="20"/>
         </w:rPr>
-        <w:t>工作流引擎与内容匹配不依赖具体楼层；</w:t>
-      </w:r>
-    </w:p>
-    <w:p>
-      <w:pPr>
-        <w:pStyle w:val="ListBullet"/>
-        <w:spacing w:after="40"/>
-      </w:pPr>
-      <w:r>
-        <w:rPr>
-          <w:rFonts w:ascii="微软雅黑" w:hAnsi="微软雅黑" w:eastAsia="微软雅黑"/>
-          <w:b w:val="0"/>
-          <w:color w:val="18191C"/>
-          <w:sz w:val="20"/>
-        </w:rPr>
-        <w:t>智能体查询自动 join floors，不写死楼层。</w:t>
+        <w:t>工作流引擎与内容匹配不依赖具体楼层。</w:t>
       </w:r>
     </w:p>
     <w:p>
@@ -4579,7 +4534,7 @@
                 <w:color w:val="18191C"/>
                 <w:sz w:val="18"/>
               </w:rPr>
-              <w:t>座位/楼层</w:t>
+              <w:t>座位</w:t>
             </w:r>
           </w:p>
         </w:tc>
@@ -4599,7 +4554,7 @@
                 <w:color w:val="18191C"/>
                 <w:sz w:val="18"/>
               </w:rPr>
-              <w:t>支持多建筑多楼层</w:t>
+              <w:t>单层演示</w:t>
             </w:r>
           </w:p>
         </w:tc>
@@ -4619,7 +4574,7 @@
                 <w:color w:val="18191C"/>
                 <w:sz w:val="18"/>
               </w:rPr>
-              <w:t>3 层 / 79 座</w:t>
+              <w:t>48 座</w:t>
             </w:r>
           </w:p>
         </w:tc>
@@ -5360,7 +5315,7 @@
                 <w:color w:val="18191C"/>
                 <w:sz w:val="18"/>
               </w:rPr>
-              <w:t>选建筑/楼层 → 推荐 A-06 → 预约</w:t>
+              <w:t>推荐 A-06 → 预约</w:t>
             </w:r>
           </w:p>
         </w:tc>
@@ -5875,7 +5830,7 @@
           <w:color w:val="18191C"/>
           <w:sz w:val="20"/>
         </w:rPr>
-        <w:t>79 座 / 3 层 / 多建筑选择；</w:t>
+        <w:t>48 座 / 单层演示；</w:t>
       </w:r>
     </w:p>
     <w:p>
@@ -5951,21 +5906,6 @@
           <w:sz w:val="20"/>
         </w:rPr>
         <w:t>个人学习档案 + 学习名片；</w:t>
-      </w:r>
-    </w:p>
-    <w:p>
-      <w:pPr>
-        <w:pStyle w:val="ListBullet"/>
-        <w:spacing w:after="40"/>
-      </w:pPr>
-      <w:r>
-        <w:rPr>
-          <w:rFonts w:ascii="微软雅黑" w:hAnsi="微软雅黑" w:eastAsia="微软雅黑"/>
-          <w:b w:val="0"/>
-          <w:color w:val="18191C"/>
-          <w:sz w:val="20"/>
-        </w:rPr>
-        <w:t>退出登录；</w:t>
       </w:r>
     </w:p>
     <w:p>
@@ -6488,7 +6428,7 @@
           <w:color w:val="18191C"/>
           <w:sz w:val="21"/>
         </w:rPr>
-        <w:t>登录/退出、座位、楼层、预约、签到、结束、导航、辅导、助手、内容、审核、接棒、消息、工作流、设备上报。</w:t>
+        <w:t>登录、座位、预约、签到、结束、导航、辅导、助手、内容、审核、接棒、消息、工作流、设备上报。</w:t>
       </w:r>
     </w:p>
     <w:sectPr>

--- a/docs/习得-项目详细介绍.docx
+++ b/docs/习得-项目详细介绍.docx
@@ -1179,7 +1179,7 @@
                 <w:color w:val="18191C"/>
                 <w:sz w:val="18"/>
               </w:rPr>
-              <w:t>座位图交互、预约卡、A* 导航、AI 推荐理由</w:t>
+              <w:t>座位图交互、多建筑/多楼层（先选地点再选座）、预约卡、A* 导航、AI 推荐理由</w:t>
             </w:r>
           </w:p>
         </w:tc>
@@ -1815,7 +1815,7 @@
           <w:color w:val="18191C"/>
           <w:sz w:val="24"/>
         </w:rPr>
-        <w:t>6.1 单层演示 + 可扩展空间模型</w:t>
+        <w:t>6.1 多建筑 / 多楼层：先选地点，再选座位</w:t>
       </w:r>
     </w:p>
     <w:p>
@@ -1830,7 +1830,7 @@
           <w:color w:val="18191C"/>
           <w:sz w:val="20"/>
         </w:rPr>
-        <w:t>当前演示：图书馆 2F 静学自习区，48 座；</w:t>
+        <w:t>选座页顶部是两步流程：① 选择地点（建筑下拉 + 楼层 Tab）→ ② 选择座位（座位图）；</w:t>
       </w:r>
     </w:p>
     <w:p>
@@ -1845,7 +1845,7 @@
           <w:color w:val="18191C"/>
           <w:sz w:val="20"/>
         </w:rPr>
-        <w:t>数据模型：floors(building, floor_no, name) + seats(floor_id) + nav_nodes/nav_edges(floor_id)，按楼层组织，天然支持扩展；</w:t>
+        <w:t>演示数据：图书馆 2F 静学自习区（48 座）、图书馆 3F 研讨协作区（16 座）、教学楼 A 1F 自习室（15 座），共 79 座；</w:t>
       </w:r>
     </w:p>
     <w:p>
@@ -1860,7 +1860,22 @@
           <w:color w:val="18191C"/>
           <w:sz w:val="20"/>
         </w:rPr>
-        <w:t>本轮 UI 聚焦单层演示，多楼层切换为后续扩展项；</w:t>
+        <w:t>切换楼层自动重载该层座位图、区域标签与路网；预约/导航都带楼层信息；</w:t>
+      </w:r>
+    </w:p>
+    <w:p>
+      <w:pPr>
+        <w:pStyle w:val="ListBullet"/>
+        <w:spacing w:after="40"/>
+      </w:pPr>
+      <w:r>
+        <w:rPr>
+          <w:rFonts w:ascii="微软雅黑" w:hAnsi="微软雅黑" w:eastAsia="微软雅黑"/>
+          <w:b w:val="0"/>
+          <w:color w:val="18191C"/>
+          <w:sz w:val="20"/>
+        </w:rPr>
+        <w:t>泛化方式：数据模型按 floor_id 组织，新增场馆只扩展 seed 数据；</w:t>
       </w:r>
     </w:p>
     <w:p>
@@ -1890,6 +1905,21 @@
           <w:sz w:val="24"/>
         </w:rPr>
         <w:t>6.2 座位与预约</w:t>
+      </w:r>
+    </w:p>
+    <w:p>
+      <w:pPr>
+        <w:pStyle w:val="ListBullet"/>
+        <w:spacing w:after="40"/>
+      </w:pPr>
+      <w:r>
+        <w:rPr>
+          <w:rFonts w:ascii="微软雅黑" w:hAnsi="微软雅黑" w:eastAsia="微软雅黑"/>
+          <w:b w:val="0"/>
+          <w:color w:val="18191C"/>
+          <w:sz w:val="20"/>
+        </w:rPr>
+        <w:t>先选地点（建筑 + 楼层），再进入座位图；</w:t>
       </w:r>
     </w:p>
     <w:p>
@@ -4218,7 +4248,7 @@
           <w:color w:val="18191C"/>
           <w:sz w:val="20"/>
         </w:rPr>
-        <w:t>座位/路网按 floor_id 组织，数据模型天然支持扩展；</w:t>
+        <w:t>建筑/楼层/座位/路网均按 floor_id 组织，数据驱动；</w:t>
       </w:r>
     </w:p>
     <w:p>
@@ -4233,7 +4263,7 @@
           <w:color w:val="18191C"/>
           <w:sz w:val="20"/>
         </w:rPr>
-        <w:t>当前演示聚焦 2F 单层，新增楼层时扩展 seed 数据即可；</w:t>
+        <w:t>新增场馆/楼层只扩展 seed 数据，API/页面/统计自动适配；</w:t>
       </w:r>
     </w:p>
     <w:p>
@@ -4248,7 +4278,22 @@
           <w:color w:val="18191C"/>
           <w:sz w:val="20"/>
         </w:rPr>
-        <w:t>工作流引擎与内容匹配不依赖具体楼层。</w:t>
+        <w:t>工作流引擎与内容匹配不依赖具体楼层；</w:t>
+      </w:r>
+    </w:p>
+    <w:p>
+      <w:pPr>
+        <w:pStyle w:val="ListBullet"/>
+        <w:spacing w:after="40"/>
+      </w:pPr>
+      <w:r>
+        <w:rPr>
+          <w:rFonts w:ascii="微软雅黑" w:hAnsi="微软雅黑" w:eastAsia="微软雅黑"/>
+          <w:b w:val="0"/>
+          <w:color w:val="18191C"/>
+          <w:sz w:val="20"/>
+        </w:rPr>
+        <w:t>选座页固定“先选地点，再选座位”两步，避免跨层误选。</w:t>
       </w:r>
     </w:p>
     <w:p>
@@ -4534,7 +4579,7 @@
                 <w:color w:val="18191C"/>
                 <w:sz w:val="18"/>
               </w:rPr>
-              <w:t>座位</w:t>
+              <w:t>座位/楼层</w:t>
             </w:r>
           </w:p>
         </w:tc>
@@ -4554,7 +4599,7 @@
                 <w:color w:val="18191C"/>
                 <w:sz w:val="18"/>
               </w:rPr>
-              <w:t>单层演示</w:t>
+              <w:t>支持多建筑多楼层</w:t>
             </w:r>
           </w:p>
         </w:tc>
@@ -4574,7 +4619,7 @@
                 <w:color w:val="18191C"/>
                 <w:sz w:val="18"/>
               </w:rPr>
-              <w:t>48 座</w:t>
+              <w:t>3 层 / 79 座</w:t>
             </w:r>
           </w:p>
         </w:tc>
@@ -5315,7 +5360,7 @@
                 <w:color w:val="18191C"/>
                 <w:sz w:val="18"/>
               </w:rPr>
-              <w:t>推荐 A-06 → 预约</w:t>
+              <w:t>选图书馆 2F → 推荐 A-06 → 预约</w:t>
             </w:r>
           </w:p>
         </w:tc>
@@ -5830,7 +5875,7 @@
           <w:color w:val="18191C"/>
           <w:sz w:val="20"/>
         </w:rPr>
-        <w:t>48 座 / 单层演示；</w:t>
+        <w:t>79 座 / 3 层 / 多建筑选择；选座页先选地点再选座；</w:t>
       </w:r>
     </w:p>
     <w:p>

--- a/docs/习得-项目详细介绍.docx
+++ b/docs/习得-项目详细介绍.docx
@@ -2379,6 +2379,21 @@
           <w:color w:val="18191C"/>
           <w:sz w:val="20"/>
         </w:rPr>
+        <w:t>头像/封面点击即可上传更换；昵称、学院、学习签名、兴趣方向可编辑；</w:t>
+      </w:r>
+    </w:p>
+    <w:p>
+      <w:pPr>
+        <w:pStyle w:val="ListBullet"/>
+        <w:spacing w:after="40"/>
+      </w:pPr>
+      <w:r>
+        <w:rPr>
+          <w:rFonts w:ascii="微软雅黑" w:hAnsi="微软雅黑" w:eastAsia="微软雅黑"/>
+          <w:b w:val="0"/>
+          <w:color w:val="18191C"/>
+          <w:sz w:val="20"/>
+        </w:rPr>
         <w:t>数据栏：学习场次/专注时长/我的交棒/接棒记录/有帮助率；</w:t>
       </w:r>
     </w:p>
@@ -2543,6 +2558,169 @@
           <w:sz w:val="20"/>
         </w:rPr>
         <w:t>设备状态只补充“此刻有没有人”，不覆盖预约。</w:t>
+      </w:r>
+    </w:p>
+    <w:p>
+      <w:pPr>
+        <w:spacing w:after="80" w:line="324" w:lineRule="auto"/>
+      </w:pPr>
+      <w:r>
+        <w:rPr>
+          <w:rFonts w:ascii="微软雅黑" w:hAnsi="微软雅黑" w:eastAsia="微软雅黑"/>
+          <w:b/>
+          <w:color w:val="18191C"/>
+          <w:sz w:val="24"/>
+        </w:rPr>
+        <w:t>6.10 室外导航</w:t>
+      </w:r>
+    </w:p>
+    <w:p>
+      <w:pPr>
+        <w:pStyle w:val="ListBullet"/>
+        <w:spacing w:after="40"/>
+      </w:pPr>
+      <w:r>
+        <w:rPr>
+          <w:rFonts w:ascii="微软雅黑" w:hAnsi="微软雅黑" w:eastAsia="微软雅黑"/>
+          <w:b w:val="0"/>
+          <w:color w:val="18191C"/>
+          <w:sz w:val="20"/>
+        </w:rPr>
+        <w:t>从校门/当前位置步行到图书馆、教学楼 A；</w:t>
+      </w:r>
+    </w:p>
+    <w:p>
+      <w:pPr>
+        <w:pStyle w:val="ListBullet"/>
+        <w:spacing w:after="40"/>
+      </w:pPr>
+      <w:r>
+        <w:rPr>
+          <w:rFonts w:ascii="微软雅黑" w:hAnsi="微软雅黑" w:eastAsia="微软雅黑"/>
+          <w:b w:val="0"/>
+          <w:color w:val="18191C"/>
+          <w:sz w:val="20"/>
+        </w:rPr>
+        <w:t>显示距离、步行时间、方位（北/东北/东…）和分步文字指引；</w:t>
+      </w:r>
+    </w:p>
+    <w:p>
+      <w:pPr>
+        <w:pStyle w:val="ListBullet"/>
+        <w:spacing w:after="40"/>
+      </w:pPr>
+      <w:r>
+        <w:rPr>
+          <w:rFonts w:ascii="微软雅黑" w:hAnsi="微软雅黑" w:eastAsia="微软雅黑"/>
+          <w:b w:val="0"/>
+          <w:color w:val="18191C"/>
+          <w:sz w:val="20"/>
+        </w:rPr>
+        <w:t>未配置高德 Key 时用相对方向示意图；配置 AMAP_JS_KEY 后可扩展高德步行路线；</w:t>
+      </w:r>
+    </w:p>
+    <w:p>
+      <w:pPr>
+        <w:pStyle w:val="ListBullet"/>
+        <w:spacing w:after="40"/>
+      </w:pPr>
+      <w:r>
+        <w:rPr>
+          <w:rFonts w:ascii="微软雅黑" w:hAnsi="微软雅黑" w:eastAsia="微软雅黑"/>
+          <w:b w:val="0"/>
+          <w:color w:val="18191C"/>
+          <w:sz w:val="20"/>
+        </w:rPr>
+        <w:t>提供「在高德地图中打开」手机地图链接；</w:t>
+      </w:r>
+    </w:p>
+    <w:p>
+      <w:pPr>
+        <w:pStyle w:val="ListBullet"/>
+        <w:spacing w:after="40"/>
+      </w:pPr>
+      <w:r>
+        <w:rPr>
+          <w:rFonts w:ascii="微软雅黑" w:hAnsi="微软雅黑" w:eastAsia="微软雅黑"/>
+          <w:b w:val="0"/>
+          <w:color w:val="18191C"/>
+          <w:sz w:val="20"/>
+        </w:rPr>
+        <w:t>到馆后进入室内导航，继续选楼层/座位。</w:t>
+      </w:r>
+    </w:p>
+    <w:p>
+      <w:pPr>
+        <w:spacing w:after="80" w:line="324" w:lineRule="auto"/>
+      </w:pPr>
+      <w:r>
+        <w:rPr>
+          <w:rFonts w:ascii="微软雅黑" w:hAnsi="微软雅黑" w:eastAsia="微软雅黑"/>
+          <w:b/>
+          <w:color w:val="18191C"/>
+          <w:sz w:val="24"/>
+        </w:rPr>
+        <w:t>6.11 个人主页编辑</w:t>
+      </w:r>
+    </w:p>
+    <w:p>
+      <w:pPr>
+        <w:pStyle w:val="ListBullet"/>
+        <w:spacing w:after="40"/>
+      </w:pPr>
+      <w:r>
+        <w:rPr>
+          <w:rFonts w:ascii="微软雅黑" w:hAnsi="微软雅黑" w:eastAsia="微软雅黑"/>
+          <w:b w:val="0"/>
+          <w:color w:val="18191C"/>
+          <w:sz w:val="20"/>
+        </w:rPr>
+        <w:t>点击头像上传新头像，点击封面或「更换封面」上传背景图；</w:t>
+      </w:r>
+    </w:p>
+    <w:p>
+      <w:pPr>
+        <w:pStyle w:val="ListBullet"/>
+        <w:spacing w:after="40"/>
+      </w:pPr>
+      <w:r>
+        <w:rPr>
+          <w:rFonts w:ascii="微软雅黑" w:hAnsi="微软雅黑" w:eastAsia="微软雅黑"/>
+          <w:b w:val="0"/>
+          <w:color w:val="18191C"/>
+          <w:sz w:val="20"/>
+        </w:rPr>
+        <w:t>「编辑资料」可改昵称、学院、学习签名、兴趣方向；</w:t>
+      </w:r>
+    </w:p>
+    <w:p>
+      <w:pPr>
+        <w:pStyle w:val="ListBullet"/>
+        <w:spacing w:after="40"/>
+      </w:pPr>
+      <w:r>
+        <w:rPr>
+          <w:rFonts w:ascii="微软雅黑" w:hAnsi="微软雅黑" w:eastAsia="微软雅黑"/>
+          <w:b w:val="0"/>
+          <w:color w:val="18191C"/>
+          <w:sz w:val="20"/>
+        </w:rPr>
+        <w:t>头像同步到侧栏、顶栏；封面同步到个人主页；</w:t>
+      </w:r>
+    </w:p>
+    <w:p>
+      <w:pPr>
+        <w:pStyle w:val="ListBullet"/>
+        <w:spacing w:after="40"/>
+      </w:pPr>
+      <w:r>
+        <w:rPr>
+          <w:rFonts w:ascii="微软雅黑" w:hAnsi="微软雅黑" w:eastAsia="微软雅黑"/>
+          <w:b w:val="0"/>
+          <w:color w:val="18191C"/>
+          <w:sz w:val="20"/>
+        </w:rPr>
+        <w:t>图片存 data/media/profiles/，限制 jpg/png/webp/gif、≤ 8MB。</w:t>
       </w:r>
     </w:p>
     <w:p/>
@@ -3468,6 +3646,20 @@
           <w:color w:val="61666D"/>
           <w:sz w:val="17"/>
         </w:rPr>
+        <w:t xml:space="preserve">  ├─ services/outdoor.py      室外步行距离/方位/手机地图链接</w:t>
+      </w:r>
+    </w:p>
+    <w:p>
+      <w:pPr>
+        <w:spacing w:after="20" w:line="324" w:lineRule="auto"/>
+      </w:pPr>
+      <w:r>
+        <w:rPr>
+          <w:rFonts w:ascii="Consolas" w:hAnsi="Consolas" w:eastAsia="微软雅黑"/>
+          <w:b w:val="0"/>
+          <w:color w:val="61666D"/>
+          <w:sz w:val="17"/>
+        </w:rPr>
         <w:t xml:space="preserve">  ├─ services/content.py      抽帧/AI 初筛/帧级复核/匹配</w:t>
       </w:r>
     </w:p>
@@ -3692,7 +3884,49 @@
                 <w:color w:val="18191C"/>
                 <w:sz w:val="18"/>
               </w:rPr>
-              <w:t>学生/教师/审核员/管理员</w:t>
+              <w:t>学生/教师/审核员/管理员（含头像/封面/签名）</w:t>
+            </w:r>
+          </w:p>
+        </w:tc>
+      </w:tr>
+      <w:tr>
+        <w:tc>
+          <w:tcPr>
+            <w:tcW w:type="dxa" w:w="4759"/>
+          </w:tcPr>
+          <w:p>
+            <w:pPr>
+              <w:spacing w:after="20"/>
+            </w:pPr>
+            <w:r/>
+            <w:r>
+              <w:rPr>
+                <w:rFonts w:ascii="微软雅黑" w:hAnsi="微软雅黑" w:eastAsia="微软雅黑"/>
+                <w:b w:val="0"/>
+                <w:color w:val="18191C"/>
+                <w:sz w:val="18"/>
+              </w:rPr>
+              <w:t>buildings</w:t>
+            </w:r>
+          </w:p>
+        </w:tc>
+        <w:tc>
+          <w:tcPr>
+            <w:tcW w:type="dxa" w:w="4759"/>
+          </w:tcPr>
+          <w:p>
+            <w:pPr>
+              <w:spacing w:after="20"/>
+            </w:pPr>
+            <w:r/>
+            <w:r>
+              <w:rPr>
+                <w:rFonts w:ascii="微软雅黑" w:hAnsi="微软雅黑" w:eastAsia="微软雅黑"/>
+                <w:b w:val="0"/>
+                <w:color w:val="18191C"/>
+                <w:sz w:val="18"/>
+              </w:rPr>
+              <w:t>建筑名称、经纬度、地址（室外导航）</w:t>
             </w:r>
           </w:p>
         </w:tc>
@@ -4951,6 +5185,68 @@
                 <w:color w:val="18191C"/>
                 <w:sz w:val="18"/>
               </w:rPr>
+              <w:t>室外导航</w:t>
+            </w:r>
+          </w:p>
+        </w:tc>
+        <w:tc>
+          <w:tcPr>
+            <w:tcW w:type="dxa" w:w="3173"/>
+          </w:tcPr>
+          <w:p>
+            <w:pPr>
+              <w:spacing w:after="20"/>
+            </w:pPr>
+            <w:r/>
+            <w:r>
+              <w:rPr>
+                <w:rFonts w:ascii="微软雅黑" w:hAnsi="微软雅黑" w:eastAsia="微软雅黑"/>
+                <w:b w:val="0"/>
+                <w:color w:val="18191C"/>
+                <w:sz w:val="18"/>
+              </w:rPr>
+              <w:t>距离/方向/步行时间可用</w:t>
+            </w:r>
+          </w:p>
+        </w:tc>
+        <w:tc>
+          <w:tcPr>
+            <w:tcW w:type="dxa" w:w="3173"/>
+          </w:tcPr>
+          <w:p>
+            <w:pPr>
+              <w:spacing w:after="20"/>
+            </w:pPr>
+            <w:r/>
+            <w:r>
+              <w:rPr>
+                <w:rFonts w:ascii="微软雅黑" w:hAnsi="微软雅黑" w:eastAsia="微软雅黑"/>
+                <w:b w:val="0"/>
+                <w:color w:val="18191C"/>
+                <w:sz w:val="18"/>
+              </w:rPr>
+              <w:t>校门→图书馆约 269 米 / 4 分钟</w:t>
+            </w:r>
+          </w:p>
+        </w:tc>
+      </w:tr>
+      <w:tr>
+        <w:tc>
+          <w:tcPr>
+            <w:tcW w:type="dxa" w:w="3173"/>
+          </w:tcPr>
+          <w:p>
+            <w:pPr>
+              <w:spacing w:after="20"/>
+            </w:pPr>
+            <w:r/>
+            <w:r>
+              <w:rPr>
+                <w:rFonts w:ascii="微软雅黑" w:hAnsi="微软雅黑" w:eastAsia="微软雅黑"/>
+                <w:b w:val="0"/>
+                <w:color w:val="18191C"/>
+                <w:sz w:val="18"/>
+              </w:rPr>
               <w:t>自动化测试</w:t>
             </w:r>
           </w:p>
@@ -4991,7 +5287,7 @@
                 <w:color w:val="18191C"/>
                 <w:sz w:val="18"/>
               </w:rPr>
-              <w:t>75 passed</w:t>
+              <w:t>78 passed</w:t>
             </w:r>
           </w:p>
         </w:tc>
@@ -5950,7 +6246,7 @@
           <w:color w:val="18191C"/>
           <w:sz w:val="20"/>
         </w:rPr>
-        <w:t>个人学习档案 + 学习名片；</w:t>
+        <w:t>个人学习档案 + 学习名片 + 头像/封面/昵称编辑；</w:t>
       </w:r>
     </w:p>
     <w:p>
@@ -5965,7 +6261,22 @@
           <w:color w:val="18191C"/>
           <w:sz w:val="20"/>
         </w:rPr>
-        <w:t>75 条自动化测试通过。</w:t>
+        <w:t>室外导航（到馆路线）+ 室内 A* 导航；</w:t>
+      </w:r>
+    </w:p>
+    <w:p>
+      <w:pPr>
+        <w:pStyle w:val="ListBullet"/>
+        <w:spacing w:after="40"/>
+      </w:pPr>
+      <w:r>
+        <w:rPr>
+          <w:rFonts w:ascii="微软雅黑" w:hAnsi="微软雅黑" w:eastAsia="微软雅黑"/>
+          <w:b w:val="0"/>
+          <w:color w:val="18191C"/>
+          <w:sz w:val="20"/>
+        </w:rPr>
+        <w:t>78 条自动化测试通过。</w:t>
       </w:r>
     </w:p>
     <w:p>
@@ -6473,7 +6784,7 @@
           <w:color w:val="18191C"/>
           <w:sz w:val="21"/>
         </w:rPr>
-        <w:t>登录、座位、预约、签到、结束、导航、辅导、助手、内容、审核、接棒、消息、工作流、设备上报。</w:t>
+        <w:t>登录、座位、预约、签到、结束、室内/室外导航、辅导、助手、内容、审核、接棒、消息、工作流、设备上报、头像/封面上传。</w:t>
       </w:r>
     </w:p>
     <w:sectPr>

--- a/docs/习得-项目详细介绍.docx
+++ b/docs/习得-项目详细介绍.docx
@@ -13,7 +13,7 @@
           <w:color w:val="0084B0"/>
           <w:sz w:val="44"/>
         </w:rPr>
-        <w:t>习得 · 校园学习空间智能体</w:t>
+        <w:t>习得 · 校园学习空间 AI 创新应用</w:t>
       </w:r>
     </w:p>
     <w:p>
@@ -232,7 +232,49 @@
                 <w:color w:val="18191C"/>
                 <w:sz w:val="18"/>
               </w:rPr>
-              <w:t>云上部署的 Web 应用 + 可视化 Demo 页面</w:t>
+              <w:t>云上部署的 Web AI 创新应用 + 可视化 Demo 页面</w:t>
+            </w:r>
+          </w:p>
+        </w:tc>
+      </w:tr>
+      <w:tr>
+        <w:tc>
+          <w:tcPr>
+            <w:tcW w:type="dxa" w:w="4759"/>
+          </w:tcPr>
+          <w:p>
+            <w:pPr>
+              <w:spacing w:after="20"/>
+            </w:pPr>
+            <w:r/>
+            <w:r>
+              <w:rPr>
+                <w:rFonts w:ascii="微软雅黑" w:hAnsi="微软雅黑" w:eastAsia="微软雅黑"/>
+                <w:b w:val="0"/>
+                <w:color w:val="18191C"/>
+                <w:sz w:val="18"/>
+              </w:rPr>
+              <w:t>赛道定位</w:t>
+            </w:r>
+          </w:p>
+        </w:tc>
+        <w:tc>
+          <w:tcPr>
+            <w:tcW w:type="dxa" w:w="4759"/>
+          </w:tcPr>
+          <w:p>
+            <w:pPr>
+              <w:spacing w:after="20"/>
+            </w:pPr>
+            <w:r/>
+            <w:r>
+              <w:rPr>
+                <w:rFonts w:ascii="微软雅黑" w:hAnsi="微软雅黑" w:eastAsia="微软雅黑"/>
+                <w:b w:val="0"/>
+                <w:color w:val="18191C"/>
+                <w:sz w:val="18"/>
+              </w:rPr>
+              <w:t>华为 ICT 创新赛 Track 1 · AI 创新应用（Web 作品）</w:t>
             </w:r>
           </w:p>
         </w:tc>
@@ -6833,7 +6875,7 @@
         <w:color w:val="61666D"/>
         <w:sz w:val="17"/>
       </w:rPr>
-      <w:t>习得 · 校园学习空间智能体　|　项目详细介绍</w:t>
+      <w:t>习得 · 校园学习空间 AI 创新应用　|　项目详细介绍</w:t>
     </w:r>
   </w:p>
 </w:hdr>

--- a/docs/习得-项目详细介绍.docx
+++ b/docs/习得-项目详细介绍.docx
@@ -6829,6 +6829,125 @@
         <w:t>登录、座位、预约、签到、结束、室内/室外导航、辅导、助手、内容、审核、接棒、消息、工作流、设备上报、头像/封面上传。</w:t>
       </w:r>
     </w:p>
+    <w:p>
+      <w:pPr>
+        <w:spacing w:after="120" w:line="324" w:lineRule="auto"/>
+      </w:pPr>
+      <w:r>
+        <w:rPr>
+          <w:rFonts w:ascii="微软雅黑" w:hAnsi="微软雅黑" w:eastAsia="微软雅黑"/>
+          <w:b/>
+          <w:color w:val="0084B0"/>
+          <w:sz w:val="30"/>
+        </w:rPr>
+        <w:t>20. 可选 AI 层（MaaS / OpenAI 兼容）</w:t>
+      </w:r>
+    </w:p>
+    <w:p>
+      <w:pPr>
+        <w:pStyle w:val="ListBullet"/>
+        <w:spacing w:after="40"/>
+      </w:pPr>
+      <w:r>
+        <w:rPr>
+          <w:rFonts w:ascii="微软雅黑" w:hAnsi="微软雅黑" w:eastAsia="微软雅黑"/>
+          <w:b w:val="0"/>
+          <w:color w:val="18191C"/>
+          <w:sz w:val="20"/>
+        </w:rPr>
+        <w:t>适配器：services/llm.py；</w:t>
+      </w:r>
+    </w:p>
+    <w:p>
+      <w:pPr>
+        <w:pStyle w:val="ListBullet"/>
+        <w:spacing w:after="40"/>
+      </w:pPr>
+      <w:r>
+        <w:rPr>
+          <w:rFonts w:ascii="微软雅黑" w:hAnsi="微软雅黑" w:eastAsia="微软雅黑"/>
+          <w:b w:val="0"/>
+          <w:color w:val="18191C"/>
+          <w:sz w:val="20"/>
+        </w:rPr>
+        <w:t>环境变量：ZX_LLM_BASE_URL、ZX_LLM_API_KEY、ZX_LLM_MODEL；</w:t>
+      </w:r>
+    </w:p>
+    <w:p>
+      <w:pPr>
+        <w:pStyle w:val="ListBullet"/>
+        <w:spacing w:after="40"/>
+      </w:pPr>
+      <w:r>
+        <w:rPr>
+          <w:rFonts w:ascii="微软雅黑" w:hAnsi="微软雅黑" w:eastAsia="微软雅黑"/>
+          <w:b w:val="0"/>
+          <w:color w:val="18191C"/>
+          <w:sz w:val="20"/>
+        </w:rPr>
+        <w:t>接棒匹配：规则打分后，LLM 在候选内重排并生成一句推荐理由；失败回退规则；</w:t>
+      </w:r>
+    </w:p>
+    <w:p>
+      <w:pPr>
+        <w:pStyle w:val="ListBullet"/>
+        <w:spacing w:after="40"/>
+      </w:pPr>
+      <w:r>
+        <w:rPr>
+          <w:rFonts w:ascii="微软雅黑" w:hAnsi="微软雅黑" w:eastAsia="微软雅黑"/>
+          <w:b w:val="0"/>
+          <w:color w:val="18191C"/>
+          <w:sz w:val="20"/>
+        </w:rPr>
+        <w:t>辅导：学生答错/部分对时，LLM 生成更小的追问；失败回退规则提示；</w:t>
+      </w:r>
+    </w:p>
+    <w:p>
+      <w:pPr>
+        <w:pStyle w:val="ListBullet"/>
+        <w:spacing w:after="40"/>
+      </w:pPr>
+      <w:r>
+        <w:rPr>
+          <w:rFonts w:ascii="微软雅黑" w:hAnsi="微软雅黑" w:eastAsia="微软雅黑"/>
+          <w:b w:val="0"/>
+          <w:color w:val="18191C"/>
+          <w:sz w:val="20"/>
+        </w:rPr>
+        <w:t>助手：未知/卡住类意图用 LLM 润色回复；座位号、时间等事实不交给模型改写；</w:t>
+      </w:r>
+    </w:p>
+    <w:p>
+      <w:pPr>
+        <w:pStyle w:val="ListBullet"/>
+        <w:spacing w:after="40"/>
+      </w:pPr>
+      <w:r>
+        <w:rPr>
+          <w:rFonts w:ascii="微软雅黑" w:hAnsi="微软雅黑" w:eastAsia="微软雅黑"/>
+          <w:b w:val="0"/>
+          <w:color w:val="18191C"/>
+          <w:sz w:val="20"/>
+        </w:rPr>
+        <w:t>未配 Key 时全部规则兜底，应用仍可完整运行；</w:t>
+      </w:r>
+    </w:p>
+    <w:p>
+      <w:pPr>
+        <w:pStyle w:val="ListBullet"/>
+        <w:spacing w:after="40"/>
+      </w:pPr>
+      <w:r>
+        <w:rPr>
+          <w:rFonts w:ascii="微软雅黑" w:hAnsi="微软雅黑" w:eastAsia="微软雅黑"/>
+          <w:b w:val="0"/>
+          <w:color w:val="18191C"/>
+          <w:sz w:val="20"/>
+        </w:rPr>
+        <w:t>反馈回流：有帮助/没帮助计入内容质量，下一次排序按 0.85–1.15 系数调整。</w:t>
+      </w:r>
+    </w:p>
     <w:sectPr>
       <w:headerReference w:type="default" r:id="rId9"/>
       <w:footerReference w:type="default" r:id="rId10"/>

--- a/docs/习得-项目详细介绍.docx
+++ b/docs/习得-项目详细介绍.docx
@@ -6945,6 +6945,21 @@
           <w:color w:val="18191C"/>
           <w:sz w:val="20"/>
         </w:rPr>
+        <w:t>管理后台：/admin/ai 可视化添加供应商、设置优先级、测试连接、保存即生效；当前供应商失败自动切下一个。</w:t>
+      </w:r>
+    </w:p>
+    <w:p>
+      <w:pPr>
+        <w:pStyle w:val="ListBullet"/>
+        <w:spacing w:after="40"/>
+      </w:pPr>
+      <w:r>
+        <w:rPr>
+          <w:rFonts w:ascii="微软雅黑" w:hAnsi="微软雅黑" w:eastAsia="微软雅黑"/>
+          <w:b w:val="0"/>
+          <w:color w:val="18191C"/>
+          <w:sz w:val="20"/>
+        </w:rPr>
         <w:t>反馈回流：有帮助/没帮助计入内容质量，下一次排序按 0.85–1.15 系数调整。</w:t>
       </w:r>
     </w:p>
